--- a/reports/r0066.docx
+++ b/reports/r0066.docx
@@ -45,7 +45,7 @@
           <w:color w:val="000000"/>
           <w:sz w:val="21"/>
         </w:rPr>
-        <w:t>■ 合肥经济总量在安徽省稳居第一，人均GDP约—万元、人均经济实力居省内中游，经济增速维持在6.10%左右、总体平稳；固定资产投资最新增速转负（-16.50%），经济动能仍有待修复。【待补充：合肥市的行政与战略定位、支柱产业及龙头企业（数据库未覆盖，需人工补充）】</w:t>
+        <w:t>■ 合肥作为安徽省省会，经济总量在安徽省稳居第一，人均经济实力居省内中游，经济增速维持在6.10%左右、总体平稳；固定资产投资最新增速转负（-16.50%），经济动能仍有待修复。</w:t>
       </w:r>
     </w:p>
     <w:p>
@@ -75,7 +75,7 @@
           <w:color w:val="000000"/>
           <w:sz w:val="21"/>
         </w:rPr>
-        <w:t>产业结构方面，2025年合肥市三次产业结构为2.4:36.7:60.9。【待补充：支柱产业、主要龙头企业、对外贸易等定性描述（数据库未覆盖）】</w:t>
+        <w:t>产业结构方面，2025年合肥市三次产业结构为2.4:36.7:60.9，以新型显示、集成电路、新能源汽车、家电为支柱，聚集京东方、蔚来、大众安徽、科大讯飞等企业，“芯屏汽合”产业格局突出。</w:t>
       </w:r>
     </w:p>
     <w:p>
